--- a/apps/reference-host/fixtures/simple.docx
+++ b/apps/reference-host/fixtures/simple.docx
@@ -7,17 +7,17 @@
         <w:pStyle w:val="Heading1"/>
       </w:pPr>
       <w:r>
-        <w:t>标题</w:t>
+        <w:t>Title</w:t>
       </w:r>
     </w:p>
     <w:p>
       <w:r>
-        <w:t>第一段。</w:t>
+        <w:t>First paragraph.</w:t>
       </w:r>
     </w:p>
     <w:p>
       <w:r>
-        <w:t>第二段。</w:t>
+        <w:t>Second paragraph.</w:t>
       </w:r>
     </w:p>
     <w:sectPr>
